--- a/PaleoMapper_UserManual_v5.docx
+++ b/PaleoMapper_UserManual_v5.docx
@@ -74,7 +74,13 @@
         <w:rPr>
           <w:szCs w:val="24"/>
         </w:rPr>
-        <w:t>Why PaleoMapper?</w:t>
+        <w:t>Why PaleoMapper</w:t>
+      </w:r>
+      <w:r>
+        <w:rPr>
+          <w:szCs w:val="24"/>
+        </w:rPr>
+        <w:t>?</w:t>
       </w:r>
     </w:p>
     <w:p>
@@ -110,7 +116,37 @@
         <w:rPr>
           <w:szCs w:val="24"/>
         </w:rPr>
-        <w:t>How was PaleoMapper coded?</w:t>
+        <w:t>How do I download PaleoMapper?</w:t>
+      </w:r>
+    </w:p>
+    <w:p>
+      <w:pPr>
+        <w:pStyle w:val="ListParagraph"/>
+        <w:numPr>
+          <w:ilvl w:val="1"/>
+          <w:numId w:val="1"/>
+        </w:numPr>
+        <w:rPr>
+          <w:szCs w:val="24"/>
+        </w:rPr>
+      </w:pPr>
+      <w:r>
+        <w:rPr>
+          <w:szCs w:val="24"/>
+        </w:rPr>
+        <w:t xml:space="preserve">How </w:t>
+      </w:r>
+      <w:r>
+        <w:rPr>
+          <w:szCs w:val="24"/>
+        </w:rPr>
+        <w:t>is</w:t>
+      </w:r>
+      <w:r>
+        <w:rPr>
+          <w:szCs w:val="24"/>
+        </w:rPr>
+        <w:t xml:space="preserve"> PaleoMapper coded?</w:t>
       </w:r>
     </w:p>
     <w:p>
@@ -560,101 +596,933 @@
       <w:pPr>
         <w:pStyle w:val="Heading2"/>
       </w:pPr>
-      <w:hyperlink w:anchor="_top" w:history="1">
+      <w:r>
+        <w:t>Why PaleoMapper?</w:t>
+      </w:r>
+    </w:p>
+    <w:p>
+      <w:r>
+        <w:t xml:space="preserve">Current paleogeographic map-making software (e.g., </w:t>
+      </w:r>
+      <w:proofErr w:type="spellStart"/>
+      <w:r>
+        <w:t>GPlates</w:t>
+      </w:r>
+      <w:proofErr w:type="spellEnd"/>
+      <w:r>
+        <w:t xml:space="preserve">) often requires computational knowledge and has a steep learning curve associated with the application. This software comes with many powerful features, such as data construction and manipulation, that complicates basic map generation. Users without coding skills, those that are not knowledgeable about plate tectonic reconstructions, or those that do not need to generate maps frequently experience a high barrier when attempting to create paleogeographic maps. </w:t>
+      </w:r>
+    </w:p>
+    <w:p>
+      <w:r>
+        <w:t xml:space="preserve">PaleoMapper is a simple Python-based map-making application that provides users with a quick way to generate paleogeographic maps and animations. Users can easily upload user-defined data and choose from a variety of map settings in order to generate figures for publications and presentations. In-depth knowledge of computer science and plate tectonic reconstructions is not required to run PaleoMapper. The map settings are highly customizable. PaleoMapper comes loaded with all of the data necessary for map generation, such as a global plate model and coastline and country boundary data, though other files can </w:t>
+      </w:r>
+      <w:proofErr w:type="gramStart"/>
+      <w:r>
+        <w:t>added</w:t>
+      </w:r>
+      <w:proofErr w:type="gramEnd"/>
+      <w:r>
+        <w:t xml:space="preserve"> from a library of digital geographic data.</w:t>
+      </w:r>
+    </w:p>
+    <w:p>
+      <w:pPr>
+        <w:pStyle w:val="Heading2"/>
+      </w:pPr>
+      <w:r>
+        <w:t>Who Developed PaleoMapper?</w:t>
+      </w:r>
+    </w:p>
+    <w:p>
+      <w:r>
+        <w:t>PaleoMapper was developed by Emma Havens and based on the plate tectonic mapping programs written by Chris Scotese (Scotese et al., 1975) and David Walsh (Walsh and Scotese, 1993).</w:t>
+      </w:r>
+    </w:p>
+    <w:p>
+      <w:r>
+        <w:t xml:space="preserve">Christopher Scotese first wrote the algorithms to read and process a global plate model and rotate points in FORTRAN. The project was then passed onto David Walsh, who updated the algorithms to run in python and built it into a command line interface called </w:t>
+      </w:r>
+      <w:proofErr w:type="spellStart"/>
+      <w:r>
+        <w:t>PlateTracker</w:t>
+      </w:r>
+      <w:proofErr w:type="spellEnd"/>
+      <w:r>
+        <w:t xml:space="preserve">. </w:t>
+      </w:r>
+      <w:proofErr w:type="spellStart"/>
+      <w:r>
+        <w:t>PlateTracker</w:t>
+      </w:r>
+      <w:proofErr w:type="spellEnd"/>
+      <w:r>
+        <w:t xml:space="preserve"> prompted t</w:t>
+      </w:r>
+      <w:r>
+        <w:t>he</w:t>
+      </w:r>
+      <w:r>
+        <w:t xml:space="preserve"> user for </w:t>
+      </w:r>
+      <w:r>
+        <w:t>file names, reconstruction time, map options, and output options, and then plotted a map to screen or saved it as a .dat. It was later picked up by Emma Havens, who turned it into a GUI and added all remaining functionality: animation, project files, increased color, output, input, and projection options, raster readability, etc.</w:t>
+      </w:r>
+    </w:p>
+    <w:p>
+      <w:pPr>
+        <w:pStyle w:val="Heading2"/>
+      </w:pPr>
+      <w:r>
+        <w:t>How Do I Download PaleoMapper?</w:t>
+      </w:r>
+    </w:p>
+    <w:p>
+      <w:r>
+        <w:t xml:space="preserve">These instructions should be identical to the ones found on the </w:t>
+      </w:r>
+      <w:hyperlink r:id="rId5" w:history="1">
+        <w:proofErr w:type="spellStart"/>
         <w:r>
           <w:rPr>
             <w:rStyle w:val="Hyperlink"/>
           </w:rPr>
-          <w:t>Why PaleoMapper?</w:t>
+          <w:t>Github</w:t>
         </w:r>
+        <w:proofErr w:type="spellEnd"/>
       </w:hyperlink>
-    </w:p>
-    <w:p>
-      <w:r>
-        <w:t xml:space="preserve">Current paleogeographic map-making software (e.g., </w:t>
+      <w:r>
+        <w:t xml:space="preserve">. If there are any differences, the instructions on the </w:t>
       </w:r>
       <w:proofErr w:type="spellStart"/>
       <w:r>
-        <w:t>GPlates</w:t>
+        <w:t>Github</w:t>
       </w:r>
       <w:proofErr w:type="spellEnd"/>
       <w:r>
-        <w:t xml:space="preserve">) often requires computational knowledge and has a steep learning curve associated with the application. This software comes with many powerful features, such as data construction and manipulation, that complicates basic map generation. Users without coding skills, those that are not knowledgeable about plate tectonic reconstructions, or those that do not need to generate maps frequently experience a high barrier when attempting to create paleogeographic maps. </w:t>
-      </w:r>
-    </w:p>
-    <w:p>
-      <w:r>
-        <w:t xml:space="preserve">PaleoMapper is a simple Python-based map-making application that provides users with a quick way to generate paleogeographic maps and animations. Users can easily upload user-defined data and choose from a variety of map settings in order to generate figures for publications and presentations. In-depth knowledge of computer science and plate tectonic reconstructions is not required to run PaleoMapper. The map settings are highly customizable. PaleoMapper comes loaded with all of the data necessary for map generation, such as a global plate model and coastline and country boundary data, though other files can </w:t>
-      </w:r>
-      <w:proofErr w:type="gramStart"/>
-      <w:r>
-        <w:t>added</w:t>
-      </w:r>
-      <w:proofErr w:type="gramEnd"/>
-      <w:r>
-        <w:t xml:space="preserve"> from a library of digital geographic data.</w:t>
-      </w:r>
-    </w:p>
-    <w:p>
-      <w:pPr>
-        <w:pStyle w:val="Heading2"/>
-      </w:pPr>
-      <w:hyperlink w:anchor="_top" w:history="1">
+        <w:t xml:space="preserve"> are more up to date.</w:t>
+      </w:r>
+    </w:p>
+    <w:p>
+      <w:pPr>
+        <w:numPr>
+          <w:ilvl w:val="0"/>
+          <w:numId w:val="12"/>
+        </w:numPr>
+        <w:tabs>
+          <w:tab w:val="num" w:pos="720"/>
+        </w:tabs>
+      </w:pPr>
+      <w:r>
+        <w:rPr>
+          <w:b/>
+          <w:bCs/>
+        </w:rPr>
+        <w:lastRenderedPageBreak/>
+        <w:t>Install conga-forge</w:t>
+      </w:r>
+      <w:r>
+        <w:t> </w:t>
+      </w:r>
+      <w:r>
+        <w:rPr>
+          <w:i/>
+          <w:iCs/>
+        </w:rPr>
+        <w:t xml:space="preserve">(If you already have </w:t>
+      </w:r>
+      <w:proofErr w:type="spellStart"/>
+      <w:r>
+        <w:rPr>
+          <w:i/>
+          <w:iCs/>
+        </w:rPr>
+        <w:t>conda</w:t>
+      </w:r>
+      <w:proofErr w:type="spellEnd"/>
+      <w:r>
+        <w:rPr>
+          <w:i/>
+          <w:iCs/>
+        </w:rPr>
+        <w:t xml:space="preserve"> installed, follow all environment building instructions in Step 1.5 instead.)</w:t>
+      </w:r>
+      <w:r>
+        <w:t> Follow all on-screen instructions and prompts. Some are repeated here for clarity.</w:t>
+      </w:r>
+    </w:p>
+    <w:p>
+      <w:pPr>
+        <w:numPr>
+          <w:ilvl w:val="1"/>
+          <w:numId w:val="12"/>
+        </w:numPr>
+        <w:tabs>
+          <w:tab w:val="num" w:pos="1440"/>
+        </w:tabs>
+      </w:pPr>
+      <w:r>
+        <w:t>Go to </w:t>
+      </w:r>
+      <w:hyperlink r:id="rId6" w:history="1">
         <w:r>
           <w:rPr>
             <w:rStyle w:val="Hyperlink"/>
           </w:rPr>
-          <w:t>Who Developed PaleoMapper?</w:t>
+          <w:t>https://conda-forge.org/download/</w:t>
         </w:r>
       </w:hyperlink>
-    </w:p>
-    <w:p>
-      <w:r>
-        <w:t>PaleoMapper was developed by Emma Havens and based on the plate tectonic mapping programs written by Chris Scotese (Scotese et al., 1975) and David Walsh (Walsh and Scotese, 1993).</w:t>
-      </w:r>
-    </w:p>
-    <w:p>
-      <w:r>
-        <w:t xml:space="preserve">Christopher Scotese first wrote the algorithms to read and process a global plate model and rotate points in FORTRAN. The project was then passed onto David Walsh, who updated the algorithms to run in python and built it into a command line interface called </w:t>
+      <w:r>
+        <w:t> and download the proper installer for your machine</w:t>
+      </w:r>
+    </w:p>
+    <w:p>
+      <w:pPr>
+        <w:numPr>
+          <w:ilvl w:val="1"/>
+          <w:numId w:val="12"/>
+        </w:numPr>
+        <w:tabs>
+          <w:tab w:val="num" w:pos="1440"/>
+        </w:tabs>
+      </w:pPr>
+      <w:r>
+        <w:t xml:space="preserve">The release downloaded from the </w:t>
       </w:r>
       <w:proofErr w:type="spellStart"/>
       <w:r>
-        <w:t>PlateTracker</w:t>
+        <w:t>miniforge</w:t>
       </w:r>
       <w:proofErr w:type="spellEnd"/>
       <w:r>
-        <w:t xml:space="preserve">. </w:t>
+        <w:t xml:space="preserve"> page is a .</w:t>
       </w:r>
       <w:proofErr w:type="spellStart"/>
       <w:r>
-        <w:t>PlateTracker</w:t>
+        <w:t>sh</w:t>
       </w:r>
       <w:proofErr w:type="spellEnd"/>
       <w:r>
-        <w:t xml:space="preserve"> prompted t</w:t>
-      </w:r>
-      <w:r>
-        <w:t>he</w:t>
-      </w:r>
-      <w:r>
-        <w:t xml:space="preserve"> user for </w:t>
-      </w:r>
-      <w:r>
-        <w:t>file names, reconstruction time, map options, and output options, and then plotted a map to screen or saved it as a .dat. It was later picked up by Emma Havens, who turned it into a GUI and added all remaining functionality: animation, project files, increased color, output, input, and projection options, raster readability, etc.</w:t>
-      </w:r>
-    </w:p>
-    <w:p>
-      <w:pPr>
-        <w:pStyle w:val="Heading2"/>
-      </w:pPr>
-      <w:hyperlink w:anchor="_top" w:history="1">
+        <w:t xml:space="preserve"> file. As found under the Installation instructions, to install mini forge, open Terminal and run ‘bash path-to-</w:t>
+      </w:r>
+      <w:proofErr w:type="spellStart"/>
+      <w:r>
+        <w:t>sh</w:t>
+      </w:r>
+      <w:proofErr w:type="spellEnd"/>
+      <w:r>
+        <w:t>-file’ where path-to-</w:t>
+      </w:r>
+      <w:proofErr w:type="spellStart"/>
+      <w:r>
+        <w:t>sh</w:t>
+      </w:r>
+      <w:proofErr w:type="spellEnd"/>
+      <w:r>
+        <w:t>-file is the path to the .</w:t>
+      </w:r>
+      <w:proofErr w:type="spellStart"/>
+      <w:r>
+        <w:t>sh</w:t>
+      </w:r>
+      <w:proofErr w:type="spellEnd"/>
+      <w:r>
+        <w:t xml:space="preserve"> file you downloaded, likely located in your Downloads folder.</w:t>
+      </w:r>
+    </w:p>
+    <w:p>
+      <w:pPr>
+        <w:numPr>
+          <w:ilvl w:val="1"/>
+          <w:numId w:val="12"/>
+        </w:numPr>
+        <w:tabs>
+          <w:tab w:val="num" w:pos="1440"/>
+        </w:tabs>
+      </w:pPr>
+      <w:r>
+        <w:t>Type ‘</w:t>
+      </w:r>
+      <w:proofErr w:type="spellStart"/>
+      <w:r>
+        <w:t>yes’</w:t>
+      </w:r>
+      <w:proofErr w:type="spellEnd"/>
+      <w:r>
+        <w:t xml:space="preserve"> to accept the license agreement, or hit Enter until you are prompted to type ‘</w:t>
+      </w:r>
+      <w:proofErr w:type="spellStart"/>
+      <w:r>
+        <w:t>yes’</w:t>
+      </w:r>
+      <w:proofErr w:type="spellEnd"/>
+    </w:p>
+    <w:p>
+      <w:pPr>
+        <w:numPr>
+          <w:ilvl w:val="1"/>
+          <w:numId w:val="12"/>
+        </w:numPr>
+        <w:tabs>
+          <w:tab w:val="num" w:pos="1440"/>
+        </w:tabs>
+      </w:pPr>
+      <w:r>
+        <w:t>Recommended: answer ‘</w:t>
+      </w:r>
+      <w:proofErr w:type="spellStart"/>
+      <w:r>
+        <w:t>yes’</w:t>
+      </w:r>
+      <w:proofErr w:type="spellEnd"/>
+      <w:r>
+        <w:t xml:space="preserve"> to initialize </w:t>
+      </w:r>
+      <w:proofErr w:type="spellStart"/>
+      <w:r>
+        <w:t>conda</w:t>
+      </w:r>
+      <w:proofErr w:type="spellEnd"/>
+      <w:r>
+        <w:t xml:space="preserve"> on </w:t>
+      </w:r>
+      <w:proofErr w:type="spellStart"/>
+      <w:r>
+        <w:t>start up</w:t>
+      </w:r>
+      <w:proofErr w:type="spellEnd"/>
+      <w:r>
+        <w:t xml:space="preserve">. Otherwise, make sure to note the </w:t>
+      </w:r>
+      <w:proofErr w:type="spellStart"/>
+      <w:r>
+        <w:t>start up</w:t>
+      </w:r>
+      <w:proofErr w:type="spellEnd"/>
+      <w:r>
+        <w:t xml:space="preserve"> command that </w:t>
+      </w:r>
+      <w:proofErr w:type="spellStart"/>
+      <w:r>
+        <w:t>conda</w:t>
+      </w:r>
+      <w:proofErr w:type="spellEnd"/>
+      <w:r>
+        <w:t xml:space="preserve"> provides in the print-out.</w:t>
+      </w:r>
+    </w:p>
+    <w:p>
+      <w:pPr>
+        <w:numPr>
+          <w:ilvl w:val="1"/>
+          <w:numId w:val="12"/>
+        </w:numPr>
+        <w:tabs>
+          <w:tab w:val="num" w:pos="1440"/>
+        </w:tabs>
+      </w:pPr>
+      <w:r>
+        <w:t xml:space="preserve">Close and relaunch the terminal to activate </w:t>
+      </w:r>
+      <w:proofErr w:type="spellStart"/>
+      <w:r>
+        <w:t>conda</w:t>
+      </w:r>
+      <w:proofErr w:type="spellEnd"/>
+    </w:p>
+    <w:p>
+      <w:pPr>
+        <w:ind w:left="432" w:hanging="432"/>
+      </w:pPr>
+      <w:r>
+        <w:t>1.5. </w:t>
+      </w:r>
+      <w:r>
+        <w:rPr>
+          <w:b/>
+          <w:bCs/>
+        </w:rPr>
+        <w:t xml:space="preserve">Ensure packages are installed using </w:t>
+      </w:r>
+      <w:proofErr w:type="spellStart"/>
+      <w:r>
+        <w:rPr>
+          <w:b/>
+          <w:bCs/>
+        </w:rPr>
+        <w:t>conda</w:t>
+      </w:r>
+      <w:proofErr w:type="spellEnd"/>
+      <w:r>
+        <w:rPr>
+          <w:b/>
+          <w:bCs/>
+        </w:rPr>
+        <w:t>-forge</w:t>
+      </w:r>
+      <w:r>
+        <w:t> </w:t>
+      </w:r>
+      <w:r>
+        <w:rPr>
+          <w:i/>
+          <w:iCs/>
+        </w:rPr>
+        <w:t>(You don't need to do this if you followed Step 1.)</w:t>
+      </w:r>
+      <w:r>
+        <w:t xml:space="preserve"> Installing all the required packages using the </w:t>
+      </w:r>
+      <w:proofErr w:type="spellStart"/>
+      <w:r>
+        <w:t>conda</w:t>
+      </w:r>
+      <w:proofErr w:type="spellEnd"/>
+      <w:r>
+        <w:t>-forge channel minimizes the risk of errors. Run the following commands:</w:t>
+      </w:r>
+    </w:p>
+    <w:p>
+      <w:pPr>
+        <w:numPr>
+          <w:ilvl w:val="1"/>
+          <w:numId w:val="13"/>
+        </w:numPr>
+        <w:ind w:left="1080"/>
+      </w:pPr>
+      <w:proofErr w:type="spellStart"/>
+      <w:r>
+        <w:t>conda</w:t>
+      </w:r>
+      <w:proofErr w:type="spellEnd"/>
+      <w:r>
+        <w:t xml:space="preserve"> config --add channels </w:t>
+      </w:r>
+      <w:proofErr w:type="spellStart"/>
+      <w:r>
+        <w:t>conda</w:t>
+      </w:r>
+      <w:proofErr w:type="spellEnd"/>
+      <w:r>
+        <w:t>-forge</w:t>
+      </w:r>
+    </w:p>
+    <w:p>
+      <w:pPr>
+        <w:numPr>
+          <w:ilvl w:val="1"/>
+          <w:numId w:val="13"/>
+        </w:numPr>
+        <w:ind w:left="1080"/>
+      </w:pPr>
+      <w:proofErr w:type="spellStart"/>
+      <w:r>
+        <w:t>conda</w:t>
+      </w:r>
+      <w:proofErr w:type="spellEnd"/>
+      <w:r>
+        <w:t xml:space="preserve"> config --set </w:t>
+      </w:r>
+      <w:proofErr w:type="spellStart"/>
+      <w:r>
+        <w:t>channel_priority</w:t>
+      </w:r>
+      <w:proofErr w:type="spellEnd"/>
+      <w:r>
+        <w:t xml:space="preserve"> strict</w:t>
+      </w:r>
+    </w:p>
+    <w:p>
+      <w:pPr>
+        <w:numPr>
+          <w:ilvl w:val="0"/>
+          <w:numId w:val="16"/>
+        </w:numPr>
+      </w:pPr>
+      <w:r>
+        <w:rPr>
+          <w:b/>
+          <w:bCs/>
+        </w:rPr>
+        <w:t>Create the ‘</w:t>
+      </w:r>
+      <w:proofErr w:type="spellStart"/>
+      <w:r>
+        <w:rPr>
+          <w:b/>
+          <w:bCs/>
+        </w:rPr>
+        <w:t>geoenv</w:t>
+      </w:r>
+      <w:proofErr w:type="spellEnd"/>
+      <w:r>
+        <w:rPr>
+          <w:b/>
+          <w:bCs/>
+        </w:rPr>
+        <w:t xml:space="preserve">’ </w:t>
+      </w:r>
+      <w:proofErr w:type="spellStart"/>
+      <w:r>
+        <w:rPr>
+          <w:b/>
+          <w:bCs/>
+        </w:rPr>
+        <w:t>conda</w:t>
+      </w:r>
+      <w:proofErr w:type="spellEnd"/>
+      <w:r>
+        <w:rPr>
+          <w:b/>
+          <w:bCs/>
+        </w:rPr>
+        <w:t xml:space="preserve"> environment</w:t>
+      </w:r>
+      <w:r>
+        <w:t> This is creating an isolated environment on your machine so that nothing else you have installed interferes with the program and its dependencies, and vice versa. Creating a separate environment to run PaleoMapper in greatly reduces risk of errors. Run the following commands:</w:t>
+      </w:r>
+    </w:p>
+    <w:p>
+      <w:pPr>
+        <w:numPr>
+          <w:ilvl w:val="1"/>
+          <w:numId w:val="16"/>
+        </w:numPr>
+        <w:tabs>
+          <w:tab w:val="num" w:pos="1440"/>
+        </w:tabs>
+      </w:pPr>
+      <w:proofErr w:type="spellStart"/>
+      <w:r>
+        <w:t>conda</w:t>
+      </w:r>
+      <w:proofErr w:type="spellEnd"/>
+      <w:r>
+        <w:t xml:space="preserve"> create -n </w:t>
+      </w:r>
+      <w:proofErr w:type="spellStart"/>
+      <w:r>
+        <w:t>geoenv</w:t>
+      </w:r>
+      <w:proofErr w:type="spellEnd"/>
+      <w:r>
+        <w:t xml:space="preserve"> python=3.10</w:t>
+      </w:r>
+    </w:p>
+    <w:p>
+      <w:pPr>
+        <w:numPr>
+          <w:ilvl w:val="1"/>
+          <w:numId w:val="16"/>
+        </w:numPr>
+        <w:tabs>
+          <w:tab w:val="num" w:pos="1440"/>
+        </w:tabs>
+      </w:pPr>
+      <w:proofErr w:type="spellStart"/>
+      <w:r>
+        <w:t>conda</w:t>
+      </w:r>
+      <w:proofErr w:type="spellEnd"/>
+      <w:r>
+        <w:t xml:space="preserve"> activate </w:t>
+      </w:r>
+      <w:proofErr w:type="spellStart"/>
+      <w:r>
+        <w:t>geoenv</w:t>
+      </w:r>
+      <w:proofErr w:type="spellEnd"/>
+    </w:p>
+    <w:p>
+      <w:pPr>
+        <w:numPr>
+          <w:ilvl w:val="1"/>
+          <w:numId w:val="16"/>
+        </w:numPr>
+        <w:tabs>
+          <w:tab w:val="num" w:pos="1440"/>
+        </w:tabs>
+      </w:pPr>
+      <w:proofErr w:type="spellStart"/>
+      <w:r>
+        <w:t>conda</w:t>
+      </w:r>
+      <w:proofErr w:type="spellEnd"/>
+      <w:r>
+        <w:t xml:space="preserve"> install </w:t>
+      </w:r>
+      <w:proofErr w:type="spellStart"/>
+      <w:r>
+        <w:t>cartopy</w:t>
+      </w:r>
+      <w:proofErr w:type="spellEnd"/>
+      <w:r>
+        <w:t xml:space="preserve">=0.24.0 </w:t>
+      </w:r>
+      <w:proofErr w:type="spellStart"/>
+      <w:r>
+        <w:t>ffmpeg</w:t>
+      </w:r>
+      <w:proofErr w:type="spellEnd"/>
+      <w:r>
+        <w:t xml:space="preserve">=7.1.1 matplotlib=3.8.4 </w:t>
+      </w:r>
+      <w:proofErr w:type="spellStart"/>
+      <w:r>
+        <w:t>numpy</w:t>
+      </w:r>
+      <w:proofErr w:type="spellEnd"/>
+      <w:r>
+        <w:t xml:space="preserve">=1.26.4 </w:t>
+      </w:r>
+      <w:proofErr w:type="spellStart"/>
+      <w:r>
+        <w:t>pygplates</w:t>
+      </w:r>
+      <w:proofErr w:type="spellEnd"/>
+      <w:r>
+        <w:t xml:space="preserve">=1.0.0 pyside6=6.9.0 </w:t>
+      </w:r>
+      <w:proofErr w:type="spellStart"/>
+      <w:r>
+        <w:t>simplekml</w:t>
+      </w:r>
+      <w:proofErr w:type="spellEnd"/>
+      <w:r>
+        <w:t>=1.3.6 pandas=2.3.3</w:t>
+      </w:r>
+    </w:p>
+    <w:p>
+      <w:pPr>
+        <w:numPr>
+          <w:ilvl w:val="0"/>
+          <w:numId w:val="16"/>
+        </w:numPr>
+        <w:tabs>
+          <w:tab w:val="num" w:pos="720"/>
+        </w:tabs>
+      </w:pPr>
+      <w:r>
+        <w:rPr>
+          <w:b/>
+          <w:bCs/>
+        </w:rPr>
+        <w:t>Download PaleoMapper</w:t>
+      </w:r>
+    </w:p>
+    <w:p>
+      <w:pPr>
+        <w:numPr>
+          <w:ilvl w:val="1"/>
+          <w:numId w:val="16"/>
+        </w:numPr>
+        <w:tabs>
+          <w:tab w:val="num" w:pos="1440"/>
+        </w:tabs>
+      </w:pPr>
+      <w:r>
+        <w:t xml:space="preserve">Go to </w:t>
+      </w:r>
+      <w:hyperlink r:id="rId7" w:history="1">
         <w:r>
           <w:rPr>
             <w:rStyle w:val="Hyperlink"/>
           </w:rPr>
-          <w:t>How was PaleoMapper coded?</w:t>
+          <w:t>https://github.com/Emma-Havens/Paleomapper</w:t>
         </w:r>
       </w:hyperlink>
+      <w:r>
+        <w:t xml:space="preserve"> and locate the green button that says '&lt;&gt; Code'. Click on it and select 'Download ZIP' from the </w:t>
+      </w:r>
+      <w:r>
+        <w:lastRenderedPageBreak/>
+        <w:t>dropdown. A folder titled '</w:t>
+      </w:r>
+      <w:proofErr w:type="spellStart"/>
+      <w:r>
+        <w:t>Paleomapper</w:t>
+      </w:r>
+      <w:proofErr w:type="spellEnd"/>
+      <w:r>
+        <w:t>-main' should appear in your Downloads. If the .zip file does not automatically unpack into a folder, double click to unpack it into a folder. You may rename it to PaleoMapper and relocate it if you wish.</w:t>
+      </w:r>
+    </w:p>
+    <w:p>
+      <w:pPr>
+        <w:numPr>
+          <w:ilvl w:val="0"/>
+          <w:numId w:val="16"/>
+        </w:numPr>
+        <w:tabs>
+          <w:tab w:val="num" w:pos="720"/>
+        </w:tabs>
+      </w:pPr>
+      <w:r>
+        <w:rPr>
+          <w:b/>
+          <w:bCs/>
+        </w:rPr>
+        <w:t xml:space="preserve">Install </w:t>
+      </w:r>
+      <w:proofErr w:type="spellStart"/>
+      <w:r>
+        <w:rPr>
+          <w:b/>
+          <w:bCs/>
+        </w:rPr>
+        <w:t>VSCode</w:t>
+      </w:r>
+      <w:proofErr w:type="spellEnd"/>
+      <w:r>
+        <w:t> </w:t>
+      </w:r>
+      <w:r>
+        <w:rPr>
+          <w:i/>
+          <w:iCs/>
+        </w:rPr>
+        <w:t xml:space="preserve">(If you have a coding environment you otherwise prefer and do not want to use </w:t>
+      </w:r>
+      <w:proofErr w:type="spellStart"/>
+      <w:r>
+        <w:rPr>
+          <w:i/>
+          <w:iCs/>
+        </w:rPr>
+        <w:t>VSCode</w:t>
+      </w:r>
+      <w:proofErr w:type="spellEnd"/>
+      <w:r>
+        <w:rPr>
+          <w:i/>
+          <w:iCs/>
+        </w:rPr>
+        <w:t xml:space="preserve">, make sure you switch your python interpreter to the Python3.10 that is in the </w:t>
+      </w:r>
+      <w:proofErr w:type="spellStart"/>
+      <w:r>
+        <w:rPr>
+          <w:i/>
+          <w:iCs/>
+        </w:rPr>
+        <w:t>geoenv</w:t>
+      </w:r>
+      <w:proofErr w:type="spellEnd"/>
+      <w:r>
+        <w:rPr>
+          <w:i/>
+          <w:iCs/>
+        </w:rPr>
+        <w:t xml:space="preserve"> so the program can find all of its dependencies.)</w:t>
+      </w:r>
+    </w:p>
+    <w:p>
+      <w:pPr>
+        <w:numPr>
+          <w:ilvl w:val="1"/>
+          <w:numId w:val="16"/>
+        </w:numPr>
+        <w:tabs>
+          <w:tab w:val="num" w:pos="1440"/>
+        </w:tabs>
+      </w:pPr>
+      <w:r>
+        <w:t>Go to </w:t>
+      </w:r>
+      <w:hyperlink r:id="rId8" w:history="1">
+        <w:r>
+          <w:rPr>
+            <w:rStyle w:val="Hyperlink"/>
+          </w:rPr>
+          <w:t>https://code.visualstudio.com</w:t>
+        </w:r>
+      </w:hyperlink>
+      <w:r>
+        <w:t> and download and install the application</w:t>
+      </w:r>
+    </w:p>
+    <w:p>
+      <w:pPr>
+        <w:numPr>
+          <w:ilvl w:val="1"/>
+          <w:numId w:val="16"/>
+        </w:numPr>
+        <w:tabs>
+          <w:tab w:val="num" w:pos="1440"/>
+        </w:tabs>
+      </w:pPr>
+      <w:r>
+        <w:t xml:space="preserve">Open </w:t>
+      </w:r>
+      <w:proofErr w:type="spellStart"/>
+      <w:r>
+        <w:t>VSCode</w:t>
+      </w:r>
+      <w:proofErr w:type="spellEnd"/>
+      <w:r>
+        <w:t xml:space="preserve"> and go to File &gt; Open Folder… and open the PaleoMapper folder</w:t>
+      </w:r>
+    </w:p>
+    <w:p>
+      <w:pPr>
+        <w:numPr>
+          <w:ilvl w:val="1"/>
+          <w:numId w:val="16"/>
+        </w:numPr>
+        <w:tabs>
+          <w:tab w:val="num" w:pos="1440"/>
+        </w:tabs>
+      </w:pPr>
+      <w:proofErr w:type="spellStart"/>
+      <w:r>
+        <w:t>VSCode</w:t>
+      </w:r>
+      <w:proofErr w:type="spellEnd"/>
+      <w:r>
+        <w:t xml:space="preserve"> may prompt you to install python with an obstructive pop-up over the main window. If so, click 'close'.</w:t>
+      </w:r>
+    </w:p>
+    <w:p>
+      <w:pPr>
+        <w:numPr>
+          <w:ilvl w:val="1"/>
+          <w:numId w:val="16"/>
+        </w:numPr>
+        <w:tabs>
+          <w:tab w:val="num" w:pos="1440"/>
+        </w:tabs>
+      </w:pPr>
+      <w:r>
+        <w:t>Double click on main.py found in the left sidebar to open it</w:t>
+      </w:r>
+    </w:p>
+    <w:p>
+      <w:pPr>
+        <w:numPr>
+          <w:ilvl w:val="1"/>
+          <w:numId w:val="16"/>
+        </w:numPr>
+        <w:tabs>
+          <w:tab w:val="num" w:pos="1440"/>
+        </w:tabs>
+      </w:pPr>
+      <w:r>
+        <w:t xml:space="preserve">Optional: </w:t>
+      </w:r>
+      <w:proofErr w:type="spellStart"/>
+      <w:r>
+        <w:t>VSCode</w:t>
+      </w:r>
+      <w:proofErr w:type="spellEnd"/>
+      <w:r>
+        <w:t xml:space="preserve"> may prompt you to install the Python extension with a popup in the bottom right corner. The extension will help you locate errors if there are issues running the code. Click ‘Install’. When it's done, close the tab.</w:t>
+      </w:r>
+    </w:p>
+    <w:p>
+      <w:pPr>
+        <w:numPr>
+          <w:ilvl w:val="1"/>
+          <w:numId w:val="16"/>
+        </w:numPr>
+        <w:tabs>
+          <w:tab w:val="num" w:pos="1440"/>
+        </w:tabs>
+      </w:pPr>
+      <w:r>
+        <w:t>Change the python interpreter and terminal environment to our Python3.10 (</w:t>
+      </w:r>
+      <w:proofErr w:type="spellStart"/>
+      <w:r>
+        <w:t>geoenv</w:t>
+      </w:r>
+      <w:proofErr w:type="spellEnd"/>
+      <w:r>
+        <w:t xml:space="preserve">). In the very bottom-right corner on the toolbar, click where you see something like base (3.X.X) or Python (3.X.X), which should bring up a dropdown menu in the top center of the screen titled 'Select a Python Environment'. Select </w:t>
+      </w:r>
+      <w:proofErr w:type="spellStart"/>
+      <w:r>
+        <w:t>geoenv</w:t>
+      </w:r>
+      <w:proofErr w:type="spellEnd"/>
+      <w:r>
+        <w:t xml:space="preserve"> (3.10.X) from the list. The bottom-right corner should now show </w:t>
+      </w:r>
+      <w:proofErr w:type="spellStart"/>
+      <w:r>
+        <w:t>geoenv</w:t>
+      </w:r>
+      <w:proofErr w:type="spellEnd"/>
+      <w:r>
+        <w:t xml:space="preserve"> (3.10.X). Right next to it on the left, click where you see something like 3.X.X or 3.X.X (base), which should bring up a dropdown menu in the top center of the screen titled 'Select Interpreter'. Select Python 3.10.X (</w:t>
+      </w:r>
+      <w:proofErr w:type="spellStart"/>
+      <w:r>
+        <w:t>geoenv</w:t>
+      </w:r>
+      <w:proofErr w:type="spellEnd"/>
+      <w:r>
+        <w:t>) from the list. The bottom-right corner should now show 3.10.X (</w:t>
+      </w:r>
+      <w:proofErr w:type="spellStart"/>
+      <w:r>
+        <w:t>geoenv</w:t>
+      </w:r>
+      <w:proofErr w:type="spellEnd"/>
+      <w:r>
+        <w:t>).</w:t>
+      </w:r>
+    </w:p>
+    <w:p>
+      <w:pPr>
+        <w:numPr>
+          <w:ilvl w:val="1"/>
+          <w:numId w:val="16"/>
+        </w:numPr>
+        <w:tabs>
+          <w:tab w:val="num" w:pos="1440"/>
+        </w:tabs>
+      </w:pPr>
+      <w:r>
+        <w:t xml:space="preserve">Click the Run button (looks like a play symbol) in the top-right while in the main.py tab. If it does not work, you may need to click it again or restart </w:t>
+      </w:r>
+      <w:proofErr w:type="spellStart"/>
+      <w:r>
+        <w:t>VSCode</w:t>
+      </w:r>
+      <w:proofErr w:type="spellEnd"/>
+      <w:r>
+        <w:t>. Happy mapping!</w:t>
+      </w:r>
+    </w:p>
+    <w:p/>
+    <w:p>
+      <w:pPr>
+        <w:pStyle w:val="Heading2"/>
+      </w:pPr>
+      <w:r>
+        <w:t xml:space="preserve">How </w:t>
+      </w:r>
+      <w:r>
+        <w:t>I</w:t>
+      </w:r>
+      <w:r>
+        <w:t>s</w:t>
+      </w:r>
+      <w:r>
+        <w:t xml:space="preserve"> Pale</w:t>
+      </w:r>
+      <w:r>
+        <w:t>o</w:t>
+      </w:r>
+      <w:r>
+        <w:t xml:space="preserve">Mapper </w:t>
+      </w:r>
+      <w:r>
+        <w:t>C</w:t>
+      </w:r>
+      <w:r>
+        <w:t>oded?</w:t>
+      </w:r>
     </w:p>
     <w:p>
       <w:pPr>
@@ -670,7 +1538,13 @@
       <w:bookmarkEnd w:id="2"/>
       <w:r>
         <w:lastRenderedPageBreak/>
-        <w:t xml:space="preserve">PaleoMapper was coded in Python 3.10.13. The GUI was built using PySide6, a Python binding of Qt. Some GUI elements were constructed using Deep Seek RL2. Maps are generated using Matplotlib and </w:t>
+        <w:t xml:space="preserve">PaleoMapper </w:t>
+      </w:r>
+      <w:r>
+        <w:t>is</w:t>
+      </w:r>
+      <w:r>
+        <w:t xml:space="preserve"> coded in Python 3.10.13. The GUI was built using PySide6, a Python binding of Qt. Some GUI elements were constructed using Deep Seek RL2. Maps are generated using Matplotlib and </w:t>
       </w:r>
       <w:proofErr w:type="spellStart"/>
       <w:r>
@@ -910,7 +1784,7 @@
           <w:noProof/>
         </w:rPr>
         <w:drawing>
-          <wp:anchor distT="0" distB="0" distL="114300" distR="114300" simplePos="0" relativeHeight="251658240" behindDoc="0" locked="0" layoutInCell="1" allowOverlap="1" wp14:anchorId="54917CF3" wp14:editId="233AC94E">
+          <wp:anchor distT="0" distB="0" distL="114300" distR="114300" simplePos="0" relativeHeight="251658240" behindDoc="0" locked="0" layoutInCell="1" allowOverlap="1" wp14:anchorId="54917CF3" wp14:editId="23C9A78B">
             <wp:simplePos x="0" y="0"/>
             <wp:positionH relativeFrom="column">
               <wp:posOffset>1433830</wp:posOffset>
@@ -933,7 +1807,7 @@
                     <pic:cNvPicPr/>
                   </pic:nvPicPr>
                   <pic:blipFill>
-                    <a:blip r:embed="rId5" cstate="print">
+                    <a:blip r:embed="rId9" cstate="print">
                       <a:extLst>
                         <a:ext uri="{28A0092B-C50C-407E-A947-70E740481C1C}">
                           <a14:useLocalDpi xmlns:a14="http://schemas.microsoft.com/office/drawing/2010/main" val="0"/>
@@ -2075,7 +2949,7 @@
                                           <pic:cNvPicPr/>
                                         </pic:nvPicPr>
                                         <pic:blipFill>
-                                          <a:blip r:embed="rId6"/>
+                                          <a:blip r:embed="rId10"/>
                                           <a:stretch>
                                             <a:fillRect/>
                                           </a:stretch>
@@ -2148,7 +3022,7 @@
                                     <pic:cNvPicPr/>
                                   </pic:nvPicPr>
                                   <pic:blipFill>
-                                    <a:blip r:embed="rId7"/>
+                                    <a:blip r:embed="rId10"/>
                                     <a:stretch>
                                       <a:fillRect/>
                                     </a:stretch>
@@ -2521,7 +3395,7 @@
           <w:noProof/>
         </w:rPr>
         <w:drawing>
-          <wp:inline distT="0" distB="0" distL="0" distR="0" wp14:anchorId="0B284355" wp14:editId="4EE0DAE8">
+          <wp:inline distT="0" distB="0" distL="0" distR="0" wp14:anchorId="0B284355" wp14:editId="0F7C049D">
             <wp:extent cx="5093056" cy="1312985"/>
             <wp:effectExtent l="0" t="0" r="0" b="0"/>
             <wp:docPr id="693059059" name="Picture 17" descr="A screenshot of a computer&#10;&#10;AI-generated content may be incorrect."/>
@@ -2536,7 +3410,7 @@
                     <pic:cNvPicPr/>
                   </pic:nvPicPr>
                   <pic:blipFill>
-                    <a:blip r:embed="rId8" cstate="print">
+                    <a:blip r:embed="rId11" cstate="print">
                       <a:extLst>
                         <a:ext uri="{28A0092B-C50C-407E-A947-70E740481C1C}">
                           <a14:useLocalDpi xmlns:a14="http://schemas.microsoft.com/office/drawing/2010/main" val="0"/>
@@ -2649,7 +3523,7 @@
           <w:noProof/>
         </w:rPr>
         <w:drawing>
-          <wp:inline distT="0" distB="0" distL="0" distR="0" wp14:anchorId="7F7BED45" wp14:editId="0AB4A314">
+          <wp:inline distT="0" distB="0" distL="0" distR="0" wp14:anchorId="7F7BED45" wp14:editId="0F140E7A">
             <wp:extent cx="4806462" cy="2134665"/>
             <wp:effectExtent l="0" t="0" r="0" b="0"/>
             <wp:docPr id="1438061064" name="Picture 19" descr="A screenshot of a computer&#10;&#10;AI-generated content may be incorrect."/>
@@ -2664,7 +3538,7 @@
                     <pic:cNvPicPr/>
                   </pic:nvPicPr>
                   <pic:blipFill>
-                    <a:blip r:embed="rId9" cstate="print">
+                    <a:blip r:embed="rId12" cstate="print">
                       <a:extLst>
                         <a:ext uri="{28A0092B-C50C-407E-A947-70E740481C1C}">
                           <a14:useLocalDpi xmlns:a14="http://schemas.microsoft.com/office/drawing/2010/main" val="0"/>
@@ -2841,7 +3715,7 @@
         </w:rPr>
         <w:lastRenderedPageBreak/>
         <w:drawing>
-          <wp:inline distT="0" distB="0" distL="0" distR="0" wp14:anchorId="5E3D5887" wp14:editId="4C739F57">
+          <wp:inline distT="0" distB="0" distL="0" distR="0" wp14:anchorId="5E3D5887" wp14:editId="57BD2A7E">
             <wp:extent cx="5080000" cy="978009"/>
             <wp:effectExtent l="0" t="0" r="0" b="0"/>
             <wp:docPr id="1978970519" name="Picture 20" descr="A screenshot of a computer&#10;&#10;AI-generated content may be incorrect."/>
@@ -2856,7 +3730,7 @@
                     <pic:cNvPicPr/>
                   </pic:nvPicPr>
                   <pic:blipFill>
-                    <a:blip r:embed="rId10" cstate="print">
+                    <a:blip r:embed="rId13" cstate="print">
                       <a:extLst>
                         <a:ext uri="{28A0092B-C50C-407E-A947-70E740481C1C}">
                           <a14:useLocalDpi xmlns:a14="http://schemas.microsoft.com/office/drawing/2010/main" val="0"/>
@@ -4405,7 +5279,7 @@
           <w:noProof/>
         </w:rPr>
         <w:drawing>
-          <wp:inline distT="0" distB="0" distL="0" distR="0" wp14:anchorId="21AC2D02" wp14:editId="5FD6BF3E">
+          <wp:inline distT="0" distB="0" distL="0" distR="0" wp14:anchorId="21AC2D02" wp14:editId="32DCB29E">
             <wp:extent cx="5142523" cy="503264"/>
             <wp:effectExtent l="0" t="0" r="1270" b="5080"/>
             <wp:docPr id="1724415823" name="Picture 21"/>
@@ -4420,7 +5294,7 @@
                     <pic:cNvPicPr/>
                   </pic:nvPicPr>
                   <pic:blipFill>
-                    <a:blip r:embed="rId11" cstate="print">
+                    <a:blip r:embed="rId14" cstate="print">
                       <a:extLst>
                         <a:ext uri="{28A0092B-C50C-407E-A947-70E740481C1C}">
                           <a14:useLocalDpi xmlns:a14="http://schemas.microsoft.com/office/drawing/2010/main" val="0"/>
@@ -4553,7 +5427,7 @@
           <w:noProof/>
         </w:rPr>
         <w:drawing>
-          <wp:inline distT="0" distB="0" distL="0" distR="0" wp14:anchorId="515DD82A" wp14:editId="6EE8461D">
+          <wp:inline distT="0" distB="0" distL="0" distR="0" wp14:anchorId="515DD82A" wp14:editId="6012232F">
             <wp:extent cx="5087815" cy="497910"/>
             <wp:effectExtent l="0" t="0" r="5080" b="0"/>
             <wp:docPr id="638614102" name="Picture 22"/>
@@ -4568,7 +5442,7 @@
                     <pic:cNvPicPr/>
                   </pic:nvPicPr>
                   <pic:blipFill>
-                    <a:blip r:embed="rId12" cstate="print">
+                    <a:blip r:embed="rId15" cstate="print">
                       <a:extLst>
                         <a:ext uri="{28A0092B-C50C-407E-A947-70E740481C1C}">
                           <a14:useLocalDpi xmlns:a14="http://schemas.microsoft.com/office/drawing/2010/main" val="0"/>
@@ -4661,7 +5535,7 @@
                     <pic:cNvPicPr/>
                   </pic:nvPicPr>
                   <pic:blipFill>
-                    <a:blip r:embed="rId13">
+                    <a:blip r:embed="rId16">
                       <a:extLst>
                         <a:ext uri="{28A0092B-C50C-407E-A947-70E740481C1C}">
                           <a14:useLocalDpi xmlns:a14="http://schemas.microsoft.com/office/drawing/2010/main" val="0"/>
@@ -4727,7 +5601,7 @@
                     <pic:cNvPicPr/>
                   </pic:nvPicPr>
                   <pic:blipFill>
-                    <a:blip r:embed="rId14"/>
+                    <a:blip r:embed="rId17"/>
                     <a:stretch>
                       <a:fillRect/>
                     </a:stretch>
@@ -4767,7 +5641,7 @@
                     <pic:cNvPicPr/>
                   </pic:nvPicPr>
                   <pic:blipFill>
-                    <a:blip r:embed="rId15"/>
+                    <a:blip r:embed="rId18"/>
                     <a:stretch>
                       <a:fillRect/>
                     </a:stretch>
@@ -4806,7 +5680,7 @@
           <w:noProof/>
         </w:rPr>
         <w:drawing>
-          <wp:inline distT="0" distB="0" distL="0" distR="0" wp14:anchorId="6031BC35" wp14:editId="1958635A">
+          <wp:inline distT="0" distB="0" distL="0" distR="0" wp14:anchorId="6031BC35" wp14:editId="3437E9D3">
             <wp:extent cx="5158154" cy="656893"/>
             <wp:effectExtent l="0" t="0" r="0" b="3810"/>
             <wp:docPr id="513279908" name="Picture 24" descr="A screenshot of a survey&#10;&#10;AI-generated content may be incorrect."/>
@@ -4821,7 +5695,7 @@
                     <pic:cNvPicPr/>
                   </pic:nvPicPr>
                   <pic:blipFill>
-                    <a:blip r:embed="rId16" cstate="print">
+                    <a:blip r:embed="rId19" cstate="print">
                       <a:extLst>
                         <a:ext uri="{28A0092B-C50C-407E-A947-70E740481C1C}">
                           <a14:useLocalDpi xmlns:a14="http://schemas.microsoft.com/office/drawing/2010/main" val="0"/>
@@ -5095,7 +5969,7 @@
                     <pic:cNvPicPr/>
                   </pic:nvPicPr>
                   <pic:blipFill>
-                    <a:blip r:embed="rId17"/>
+                    <a:blip r:embed="rId20"/>
                     <a:stretch>
                       <a:fillRect/>
                     </a:stretch>
@@ -5135,7 +6009,7 @@
                     <pic:cNvPicPr/>
                   </pic:nvPicPr>
                   <pic:blipFill>
-                    <a:blip r:embed="rId18"/>
+                    <a:blip r:embed="rId21"/>
                     <a:stretch>
                       <a:fillRect/>
                     </a:stretch>
@@ -5185,7 +6059,7 @@
                     <pic:cNvPicPr/>
                   </pic:nvPicPr>
                   <pic:blipFill>
-                    <a:blip r:embed="rId19"/>
+                    <a:blip r:embed="rId22"/>
                     <a:stretch>
                       <a:fillRect/>
                     </a:stretch>
@@ -5568,7 +6442,7 @@
                     <pic:cNvPicPr/>
                   </pic:nvPicPr>
                   <pic:blipFill>
-                    <a:blip r:embed="rId20" cstate="print">
+                    <a:blip r:embed="rId23" cstate="print">
                       <a:extLst>
                         <a:ext uri="{28A0092B-C50C-407E-A947-70E740481C1C}">
                           <a14:useLocalDpi xmlns:a14="http://schemas.microsoft.com/office/drawing/2010/main" val="0"/>
@@ -5661,10 +6535,7 @@
         <w:t xml:space="preserve"> </w:t>
       </w:r>
       <w:r>
-        <w:t xml:space="preserve">or </w:t>
-      </w:r>
-      <w:r>
-        <w:t>leaving it blank</w:t>
+        <w:t>or leaving it blank</w:t>
       </w:r>
       <w:r>
         <w:t>. If you put in 0, it will read that as a valid Plate ID and likely assign it a rotation of 0 (as in, the data point will not move when reconstructed). This is sometimes desired behavior, but it is a separate matter from Plate ID assignment.</w:t>
@@ -5709,7 +6580,7 @@
                     <pic:cNvPicPr/>
                   </pic:nvPicPr>
                   <pic:blipFill>
-                    <a:blip r:embed="rId21"/>
+                    <a:blip r:embed="rId24"/>
                     <a:stretch>
                       <a:fillRect/>
                     </a:stretch>
@@ -5749,7 +6620,7 @@
                     <pic:cNvPicPr/>
                   </pic:nvPicPr>
                   <pic:blipFill>
-                    <a:blip r:embed="rId22"/>
+                    <a:blip r:embed="rId25"/>
                     <a:stretch>
                       <a:fillRect/>
                     </a:stretch>
@@ -5783,6 +6654,240 @@
 <file path=word/numbering.xml><?xml version="1.0" encoding="utf-8"?>
 <w:numbering xmlns:wpc="http://schemas.microsoft.com/office/word/2010/wordprocessingCanvas" xmlns:cx="http://schemas.microsoft.com/office/drawing/2014/chartex" xmlns:cx1="http://schemas.microsoft.com/office/drawing/2015/9/8/chartex" xmlns:cx2="http://schemas.microsoft.com/office/drawing/2015/10/21/chartex" xmlns:cx3="http://schemas.microsoft.com/office/drawing/2016/5/9/chartex" xmlns:cx4="http://schemas.microsoft.com/office/drawing/2016/5/10/chartex" xmlns:cx5="http://schemas.microsoft.com/office/drawing/2016/5/11/chartex" xmlns:cx6="http://schemas.microsoft.com/office/drawing/2016/5/12/chartex" xmlns:cx7="http://schemas.microsoft.com/office/drawing/2016/5/13/chartex" xmlns:cx8="http://schemas.microsoft.com/office/drawing/2016/5/14/chartex" xmlns:mc="http://schemas.openxmlformats.org/markup-compatibility/2006" xmlns:aink="http://schemas.microsoft.com/office/drawing/2016/ink" xmlns:am3d="http://schemas.microsoft.com/office/drawing/2017/model3d" xmlns:o="urn:schemas-microsoft-com:office:office" xmlns:oel="http://schemas.microsoft.com/office/2019/extlst" xmlns:r="http://schemas.openxmlformats.org/officeDocument/2006/relationships" xmlns:m="http://schemas.openxmlformats.org/officeDocument/2006/math" xmlns:v="urn:schemas-microsoft-com:vml" xmlns:wp14="http://schemas.microsoft.com/office/word/2010/wordprocessingDrawing" xmlns:wp="http://schemas.openxmlformats.org/drawingml/2006/wordprocessingDrawing" xmlns:w10="urn:schemas-microsoft-com:office:word" xmlns:w="http://schemas.openxmlformats.org/wordprocessingml/2006/main" xmlns:w14="http://schemas.microsoft.com/office/word/2010/wordml" xmlns:w15="http://schemas.microsoft.com/office/word/2012/wordml" xmlns:w16cex="http://schemas.microsoft.com/office/word/2018/wordml/cex" xmlns:w16cid="http://schemas.microsoft.com/office/word/2016/wordml/cid" xmlns:w16="http://schemas.microsoft.com/office/word/2018/wordml" xmlns:w16du="http://schemas.microsoft.com/office/word/2023/wordml/word16du" xmlns:w16sdtdh="http://schemas.microsoft.com/office/word/2020/wordml/sdtdatahash" xmlns:w16sdtfl="http://schemas.microsoft.com/office/word/2024/wordml/sdtformatlock" xmlns:w16se="http://schemas.microsoft.com/office/word/2015/wordml/symex" xmlns:wpg="http://schemas.microsoft.com/office/word/2010/wordprocessingGroup" xmlns:wpi="http://schemas.microsoft.com/office/word/2010/wordprocessingInk" xmlns:wne="http://schemas.microsoft.com/office/word/2006/wordml" xmlns:wps="http://schemas.microsoft.com/office/word/2010/wordprocessingShape" mc:Ignorable="w14 w15 w16se w16cid w16 w16cex w16sdtdh w16sdtfl w16du wp14">
   <w:abstractNum w:abstractNumId="0" w15:restartNumberingAfterBreak="0">
+    <w:nsid w:val="00DF1D9C"/>
+    <w:multiLevelType w:val="multilevel"/>
+    <w:tmpl w:val="D304C0D0"/>
+    <w:lvl w:ilvl="0">
+      <w:start w:val="2"/>
+      <w:numFmt w:val="decimal"/>
+      <w:lvlText w:val="%1."/>
+      <w:lvlJc w:val="left"/>
+      <w:pPr>
+        <w:tabs>
+          <w:tab w:val="num" w:pos="360"/>
+        </w:tabs>
+        <w:ind w:left="360" w:hanging="360"/>
+      </w:pPr>
+    </w:lvl>
+    <w:lvl w:ilvl="1">
+      <w:start w:val="1"/>
+      <w:numFmt w:val="bullet"/>
+      <w:lvlText w:val="o"/>
+      <w:lvlJc w:val="left"/>
+      <w:pPr>
+        <w:tabs>
+          <w:tab w:val="num" w:pos="1080"/>
+        </w:tabs>
+        <w:ind w:left="1080" w:hanging="360"/>
+      </w:pPr>
+      <w:rPr>
+        <w:rFonts w:ascii="Courier New" w:hAnsi="Courier New" w:hint="default"/>
+        <w:sz w:val="20"/>
+      </w:rPr>
+    </w:lvl>
+    <w:lvl w:ilvl="2" w:tentative="1">
+      <w:start w:val="1"/>
+      <w:numFmt w:val="decimal"/>
+      <w:lvlText w:val="%3."/>
+      <w:lvlJc w:val="left"/>
+      <w:pPr>
+        <w:tabs>
+          <w:tab w:val="num" w:pos="1800"/>
+        </w:tabs>
+        <w:ind w:left="1800" w:hanging="360"/>
+      </w:pPr>
+    </w:lvl>
+    <w:lvl w:ilvl="3" w:tentative="1">
+      <w:start w:val="1"/>
+      <w:numFmt w:val="decimal"/>
+      <w:lvlText w:val="%4."/>
+      <w:lvlJc w:val="left"/>
+      <w:pPr>
+        <w:tabs>
+          <w:tab w:val="num" w:pos="2520"/>
+        </w:tabs>
+        <w:ind w:left="2520" w:hanging="360"/>
+      </w:pPr>
+    </w:lvl>
+    <w:lvl w:ilvl="4" w:tentative="1">
+      <w:start w:val="1"/>
+      <w:numFmt w:val="decimal"/>
+      <w:lvlText w:val="%5."/>
+      <w:lvlJc w:val="left"/>
+      <w:pPr>
+        <w:tabs>
+          <w:tab w:val="num" w:pos="3240"/>
+        </w:tabs>
+        <w:ind w:left="3240" w:hanging="360"/>
+      </w:pPr>
+    </w:lvl>
+    <w:lvl w:ilvl="5" w:tentative="1">
+      <w:start w:val="1"/>
+      <w:numFmt w:val="decimal"/>
+      <w:lvlText w:val="%6."/>
+      <w:lvlJc w:val="left"/>
+      <w:pPr>
+        <w:tabs>
+          <w:tab w:val="num" w:pos="3960"/>
+        </w:tabs>
+        <w:ind w:left="3960" w:hanging="360"/>
+      </w:pPr>
+    </w:lvl>
+    <w:lvl w:ilvl="6" w:tentative="1">
+      <w:start w:val="1"/>
+      <w:numFmt w:val="decimal"/>
+      <w:lvlText w:val="%7."/>
+      <w:lvlJc w:val="left"/>
+      <w:pPr>
+        <w:tabs>
+          <w:tab w:val="num" w:pos="4680"/>
+        </w:tabs>
+        <w:ind w:left="4680" w:hanging="360"/>
+      </w:pPr>
+    </w:lvl>
+    <w:lvl w:ilvl="7" w:tentative="1">
+      <w:start w:val="1"/>
+      <w:numFmt w:val="decimal"/>
+      <w:lvlText w:val="%8."/>
+      <w:lvlJc w:val="left"/>
+      <w:pPr>
+        <w:tabs>
+          <w:tab w:val="num" w:pos="5400"/>
+        </w:tabs>
+        <w:ind w:left="5400" w:hanging="360"/>
+      </w:pPr>
+    </w:lvl>
+    <w:lvl w:ilvl="8" w:tentative="1">
+      <w:start w:val="1"/>
+      <w:numFmt w:val="decimal"/>
+      <w:lvlText w:val="%9."/>
+      <w:lvlJc w:val="left"/>
+      <w:pPr>
+        <w:tabs>
+          <w:tab w:val="num" w:pos="6120"/>
+        </w:tabs>
+        <w:ind w:left="6120" w:hanging="360"/>
+      </w:pPr>
+    </w:lvl>
+  </w:abstractNum>
+  <w:abstractNum w:abstractNumId="1" w15:restartNumberingAfterBreak="0">
+    <w:nsid w:val="04F85BD5"/>
+    <w:multiLevelType w:val="multilevel"/>
+    <w:tmpl w:val="D304C0D0"/>
+    <w:lvl w:ilvl="0">
+      <w:start w:val="2"/>
+      <w:numFmt w:val="decimal"/>
+      <w:lvlText w:val="%1."/>
+      <w:lvlJc w:val="left"/>
+      <w:pPr>
+        <w:tabs>
+          <w:tab w:val="num" w:pos="360"/>
+        </w:tabs>
+        <w:ind w:left="360" w:hanging="360"/>
+      </w:pPr>
+    </w:lvl>
+    <w:lvl w:ilvl="1">
+      <w:start w:val="1"/>
+      <w:numFmt w:val="bullet"/>
+      <w:lvlText w:val="o"/>
+      <w:lvlJc w:val="left"/>
+      <w:pPr>
+        <w:tabs>
+          <w:tab w:val="num" w:pos="1080"/>
+        </w:tabs>
+        <w:ind w:left="1080" w:hanging="360"/>
+      </w:pPr>
+      <w:rPr>
+        <w:rFonts w:ascii="Courier New" w:hAnsi="Courier New" w:hint="default"/>
+        <w:sz w:val="20"/>
+      </w:rPr>
+    </w:lvl>
+    <w:lvl w:ilvl="2" w:tentative="1">
+      <w:start w:val="1"/>
+      <w:numFmt w:val="decimal"/>
+      <w:lvlText w:val="%3."/>
+      <w:lvlJc w:val="left"/>
+      <w:pPr>
+        <w:tabs>
+          <w:tab w:val="num" w:pos="1800"/>
+        </w:tabs>
+        <w:ind w:left="1800" w:hanging="360"/>
+      </w:pPr>
+    </w:lvl>
+    <w:lvl w:ilvl="3" w:tentative="1">
+      <w:start w:val="1"/>
+      <w:numFmt w:val="decimal"/>
+      <w:lvlText w:val="%4."/>
+      <w:lvlJc w:val="left"/>
+      <w:pPr>
+        <w:tabs>
+          <w:tab w:val="num" w:pos="2520"/>
+        </w:tabs>
+        <w:ind w:left="2520" w:hanging="360"/>
+      </w:pPr>
+    </w:lvl>
+    <w:lvl w:ilvl="4" w:tentative="1">
+      <w:start w:val="1"/>
+      <w:numFmt w:val="decimal"/>
+      <w:lvlText w:val="%5."/>
+      <w:lvlJc w:val="left"/>
+      <w:pPr>
+        <w:tabs>
+          <w:tab w:val="num" w:pos="3240"/>
+        </w:tabs>
+        <w:ind w:left="3240" w:hanging="360"/>
+      </w:pPr>
+    </w:lvl>
+    <w:lvl w:ilvl="5" w:tentative="1">
+      <w:start w:val="1"/>
+      <w:numFmt w:val="decimal"/>
+      <w:lvlText w:val="%6."/>
+      <w:lvlJc w:val="left"/>
+      <w:pPr>
+        <w:tabs>
+          <w:tab w:val="num" w:pos="3960"/>
+        </w:tabs>
+        <w:ind w:left="3960" w:hanging="360"/>
+      </w:pPr>
+    </w:lvl>
+    <w:lvl w:ilvl="6" w:tentative="1">
+      <w:start w:val="1"/>
+      <w:numFmt w:val="decimal"/>
+      <w:lvlText w:val="%7."/>
+      <w:lvlJc w:val="left"/>
+      <w:pPr>
+        <w:tabs>
+          <w:tab w:val="num" w:pos="4680"/>
+        </w:tabs>
+        <w:ind w:left="4680" w:hanging="360"/>
+      </w:pPr>
+    </w:lvl>
+    <w:lvl w:ilvl="7" w:tentative="1">
+      <w:start w:val="1"/>
+      <w:numFmt w:val="decimal"/>
+      <w:lvlText w:val="%8."/>
+      <w:lvlJc w:val="left"/>
+      <w:pPr>
+        <w:tabs>
+          <w:tab w:val="num" w:pos="5400"/>
+        </w:tabs>
+        <w:ind w:left="5400" w:hanging="360"/>
+      </w:pPr>
+    </w:lvl>
+    <w:lvl w:ilvl="8" w:tentative="1">
+      <w:start w:val="1"/>
+      <w:numFmt w:val="decimal"/>
+      <w:lvlText w:val="%9."/>
+      <w:lvlJc w:val="left"/>
+      <w:pPr>
+        <w:tabs>
+          <w:tab w:val="num" w:pos="6120"/>
+        </w:tabs>
+        <w:ind w:left="6120" w:hanging="360"/>
+      </w:pPr>
+    </w:lvl>
+  </w:abstractNum>
+  <w:abstractNum w:abstractNumId="2" w15:restartNumberingAfterBreak="0">
     <w:nsid w:val="14A0029D"/>
     <w:multiLevelType w:val="hybridMultilevel"/>
     <w:tmpl w:val="CBD67EAE"/>
@@ -5895,7 +7000,7 @@
       </w:rPr>
     </w:lvl>
   </w:abstractNum>
-  <w:abstractNum w:abstractNumId="1" w15:restartNumberingAfterBreak="0">
+  <w:abstractNum w:abstractNumId="3" w15:restartNumberingAfterBreak="0">
     <w:nsid w:val="16CF29BF"/>
     <w:multiLevelType w:val="hybridMultilevel"/>
     <w:tmpl w:val="F00452BA"/>
@@ -5984,7 +7089,7 @@
       </w:pPr>
     </w:lvl>
   </w:abstractNum>
-  <w:abstractNum w:abstractNumId="2" w15:restartNumberingAfterBreak="0">
+  <w:abstractNum w:abstractNumId="4" w15:restartNumberingAfterBreak="0">
     <w:nsid w:val="1C5A6300"/>
     <w:multiLevelType w:val="hybridMultilevel"/>
     <w:tmpl w:val="6C7064C2"/>
@@ -6097,7 +7202,7 @@
       </w:rPr>
     </w:lvl>
   </w:abstractNum>
-  <w:abstractNum w:abstractNumId="3" w15:restartNumberingAfterBreak="0">
+  <w:abstractNum w:abstractNumId="5" w15:restartNumberingAfterBreak="0">
     <w:nsid w:val="253E6C35"/>
     <w:multiLevelType w:val="hybridMultilevel"/>
     <w:tmpl w:val="00AAD884"/>
@@ -6183,7 +7288,7 @@
       </w:pPr>
     </w:lvl>
   </w:abstractNum>
-  <w:abstractNum w:abstractNumId="4" w15:restartNumberingAfterBreak="0">
+  <w:abstractNum w:abstractNumId="6" w15:restartNumberingAfterBreak="0">
     <w:nsid w:val="28A20645"/>
     <w:multiLevelType w:val="hybridMultilevel"/>
     <w:tmpl w:val="7A707730"/>
@@ -6296,7 +7401,124 @@
       </w:rPr>
     </w:lvl>
   </w:abstractNum>
-  <w:abstractNum w:abstractNumId="5" w15:restartNumberingAfterBreak="0">
+  <w:abstractNum w:abstractNumId="7" w15:restartNumberingAfterBreak="0">
+    <w:nsid w:val="2B9F331F"/>
+    <w:multiLevelType w:val="multilevel"/>
+    <w:tmpl w:val="D304C0D0"/>
+    <w:lvl w:ilvl="0">
+      <w:start w:val="2"/>
+      <w:numFmt w:val="decimal"/>
+      <w:lvlText w:val="%1."/>
+      <w:lvlJc w:val="left"/>
+      <w:pPr>
+        <w:tabs>
+          <w:tab w:val="num" w:pos="360"/>
+        </w:tabs>
+        <w:ind w:left="360" w:hanging="360"/>
+      </w:pPr>
+    </w:lvl>
+    <w:lvl w:ilvl="1">
+      <w:start w:val="1"/>
+      <w:numFmt w:val="bullet"/>
+      <w:lvlText w:val="o"/>
+      <w:lvlJc w:val="left"/>
+      <w:pPr>
+        <w:tabs>
+          <w:tab w:val="num" w:pos="1080"/>
+        </w:tabs>
+        <w:ind w:left="1080" w:hanging="360"/>
+      </w:pPr>
+      <w:rPr>
+        <w:rFonts w:ascii="Courier New" w:hAnsi="Courier New" w:hint="default"/>
+        <w:sz w:val="20"/>
+      </w:rPr>
+    </w:lvl>
+    <w:lvl w:ilvl="2" w:tentative="1">
+      <w:start w:val="1"/>
+      <w:numFmt w:val="decimal"/>
+      <w:lvlText w:val="%3."/>
+      <w:lvlJc w:val="left"/>
+      <w:pPr>
+        <w:tabs>
+          <w:tab w:val="num" w:pos="1800"/>
+        </w:tabs>
+        <w:ind w:left="1800" w:hanging="360"/>
+      </w:pPr>
+    </w:lvl>
+    <w:lvl w:ilvl="3" w:tentative="1">
+      <w:start w:val="1"/>
+      <w:numFmt w:val="decimal"/>
+      <w:lvlText w:val="%4."/>
+      <w:lvlJc w:val="left"/>
+      <w:pPr>
+        <w:tabs>
+          <w:tab w:val="num" w:pos="2520"/>
+        </w:tabs>
+        <w:ind w:left="2520" w:hanging="360"/>
+      </w:pPr>
+    </w:lvl>
+    <w:lvl w:ilvl="4" w:tentative="1">
+      <w:start w:val="1"/>
+      <w:numFmt w:val="decimal"/>
+      <w:lvlText w:val="%5."/>
+      <w:lvlJc w:val="left"/>
+      <w:pPr>
+        <w:tabs>
+          <w:tab w:val="num" w:pos="3240"/>
+        </w:tabs>
+        <w:ind w:left="3240" w:hanging="360"/>
+      </w:pPr>
+    </w:lvl>
+    <w:lvl w:ilvl="5" w:tentative="1">
+      <w:start w:val="1"/>
+      <w:numFmt w:val="decimal"/>
+      <w:lvlText w:val="%6."/>
+      <w:lvlJc w:val="left"/>
+      <w:pPr>
+        <w:tabs>
+          <w:tab w:val="num" w:pos="3960"/>
+        </w:tabs>
+        <w:ind w:left="3960" w:hanging="360"/>
+      </w:pPr>
+    </w:lvl>
+    <w:lvl w:ilvl="6" w:tentative="1">
+      <w:start w:val="1"/>
+      <w:numFmt w:val="decimal"/>
+      <w:lvlText w:val="%7."/>
+      <w:lvlJc w:val="left"/>
+      <w:pPr>
+        <w:tabs>
+          <w:tab w:val="num" w:pos="4680"/>
+        </w:tabs>
+        <w:ind w:left="4680" w:hanging="360"/>
+      </w:pPr>
+    </w:lvl>
+    <w:lvl w:ilvl="7" w:tentative="1">
+      <w:start w:val="1"/>
+      <w:numFmt w:val="decimal"/>
+      <w:lvlText w:val="%8."/>
+      <w:lvlJc w:val="left"/>
+      <w:pPr>
+        <w:tabs>
+          <w:tab w:val="num" w:pos="5400"/>
+        </w:tabs>
+        <w:ind w:left="5400" w:hanging="360"/>
+      </w:pPr>
+    </w:lvl>
+    <w:lvl w:ilvl="8" w:tentative="1">
+      <w:start w:val="1"/>
+      <w:numFmt w:val="decimal"/>
+      <w:lvlText w:val="%9."/>
+      <w:lvlJc w:val="left"/>
+      <w:pPr>
+        <w:tabs>
+          <w:tab w:val="num" w:pos="6120"/>
+        </w:tabs>
+        <w:ind w:left="6120" w:hanging="360"/>
+      </w:pPr>
+    </w:lvl>
+  </w:abstractNum>
+  <w:abstractNum w:abstractNumId="8" w15:restartNumberingAfterBreak="0">
     <w:nsid w:val="3ACC630F"/>
     <w:multiLevelType w:val="hybridMultilevel"/>
     <w:tmpl w:val="1B667516"/>
@@ -6409,7 +7631,273 @@
       </w:rPr>
     </w:lvl>
   </w:abstractNum>
-  <w:abstractNum w:abstractNumId="6" w15:restartNumberingAfterBreak="0">
+  <w:abstractNum w:abstractNumId="9" w15:restartNumberingAfterBreak="0">
+    <w:nsid w:val="4F2633FD"/>
+    <w:multiLevelType w:val="multilevel"/>
+    <w:tmpl w:val="74382A14"/>
+    <w:lvl w:ilvl="0">
+      <w:start w:val="1"/>
+      <w:numFmt w:val="decimal"/>
+      <w:lvlText w:val="%1."/>
+      <w:lvlJc w:val="left"/>
+      <w:pPr>
+        <w:tabs>
+          <w:tab w:val="num" w:pos="360"/>
+        </w:tabs>
+        <w:ind w:left="360" w:hanging="360"/>
+      </w:pPr>
+    </w:lvl>
+    <w:lvl w:ilvl="1">
+      <w:start w:val="1"/>
+      <w:numFmt w:val="bullet"/>
+      <w:lvlText w:val="o"/>
+      <w:lvlJc w:val="left"/>
+      <w:pPr>
+        <w:tabs>
+          <w:tab w:val="num" w:pos="1080"/>
+        </w:tabs>
+        <w:ind w:left="1080" w:hanging="360"/>
+      </w:pPr>
+      <w:rPr>
+        <w:rFonts w:ascii="Courier New" w:hAnsi="Courier New" w:hint="default"/>
+        <w:sz w:val="20"/>
+      </w:rPr>
+    </w:lvl>
+    <w:lvl w:ilvl="2" w:tentative="1">
+      <w:start w:val="1"/>
+      <w:numFmt w:val="decimal"/>
+      <w:lvlText w:val="%3."/>
+      <w:lvlJc w:val="left"/>
+      <w:pPr>
+        <w:tabs>
+          <w:tab w:val="num" w:pos="1800"/>
+        </w:tabs>
+        <w:ind w:left="1800" w:hanging="360"/>
+      </w:pPr>
+    </w:lvl>
+    <w:lvl w:ilvl="3" w:tentative="1">
+      <w:start w:val="1"/>
+      <w:numFmt w:val="decimal"/>
+      <w:lvlText w:val="%4."/>
+      <w:lvlJc w:val="left"/>
+      <w:pPr>
+        <w:tabs>
+          <w:tab w:val="num" w:pos="2520"/>
+        </w:tabs>
+        <w:ind w:left="2520" w:hanging="360"/>
+      </w:pPr>
+    </w:lvl>
+    <w:lvl w:ilvl="4" w:tentative="1">
+      <w:start w:val="1"/>
+      <w:numFmt w:val="decimal"/>
+      <w:lvlText w:val="%5."/>
+      <w:lvlJc w:val="left"/>
+      <w:pPr>
+        <w:tabs>
+          <w:tab w:val="num" w:pos="3240"/>
+        </w:tabs>
+        <w:ind w:left="3240" w:hanging="360"/>
+      </w:pPr>
+    </w:lvl>
+    <w:lvl w:ilvl="5" w:tentative="1">
+      <w:start w:val="1"/>
+      <w:numFmt w:val="decimal"/>
+      <w:lvlText w:val="%6."/>
+      <w:lvlJc w:val="left"/>
+      <w:pPr>
+        <w:tabs>
+          <w:tab w:val="num" w:pos="3960"/>
+        </w:tabs>
+        <w:ind w:left="3960" w:hanging="360"/>
+      </w:pPr>
+    </w:lvl>
+    <w:lvl w:ilvl="6" w:tentative="1">
+      <w:start w:val="1"/>
+      <w:numFmt w:val="decimal"/>
+      <w:lvlText w:val="%7."/>
+      <w:lvlJc w:val="left"/>
+      <w:pPr>
+        <w:tabs>
+          <w:tab w:val="num" w:pos="4680"/>
+        </w:tabs>
+        <w:ind w:left="4680" w:hanging="360"/>
+      </w:pPr>
+    </w:lvl>
+    <w:lvl w:ilvl="7" w:tentative="1">
+      <w:start w:val="1"/>
+      <w:numFmt w:val="decimal"/>
+      <w:lvlText w:val="%8."/>
+      <w:lvlJc w:val="left"/>
+      <w:pPr>
+        <w:tabs>
+          <w:tab w:val="num" w:pos="5400"/>
+        </w:tabs>
+        <w:ind w:left="5400" w:hanging="360"/>
+      </w:pPr>
+    </w:lvl>
+    <w:lvl w:ilvl="8" w:tentative="1">
+      <w:start w:val="1"/>
+      <w:numFmt w:val="decimal"/>
+      <w:lvlText w:val="%9."/>
+      <w:lvlJc w:val="left"/>
+      <w:pPr>
+        <w:tabs>
+          <w:tab w:val="num" w:pos="6120"/>
+        </w:tabs>
+        <w:ind w:left="6120" w:hanging="360"/>
+      </w:pPr>
+    </w:lvl>
+  </w:abstractNum>
+  <w:abstractNum w:abstractNumId="10" w15:restartNumberingAfterBreak="0">
+    <w:nsid w:val="636F6B43"/>
+    <w:multiLevelType w:val="multilevel"/>
+    <w:tmpl w:val="65C6D138"/>
+    <w:lvl w:ilvl="0">
+      <w:start w:val="1"/>
+      <w:numFmt w:val="bullet"/>
+      <w:lvlText w:val=""/>
+      <w:lvlJc w:val="left"/>
+      <w:pPr>
+        <w:tabs>
+          <w:tab w:val="num" w:pos="720"/>
+        </w:tabs>
+        <w:ind w:left="720" w:hanging="360"/>
+      </w:pPr>
+      <w:rPr>
+        <w:rFonts w:ascii="Symbol" w:hAnsi="Symbol" w:hint="default"/>
+        <w:sz w:val="20"/>
+      </w:rPr>
+    </w:lvl>
+    <w:lvl w:ilvl="1">
+      <w:start w:val="1"/>
+      <w:numFmt w:val="bullet"/>
+      <w:lvlText w:val="o"/>
+      <w:lvlJc w:val="left"/>
+      <w:pPr>
+        <w:tabs>
+          <w:tab w:val="num" w:pos="1440"/>
+        </w:tabs>
+        <w:ind w:left="1440" w:hanging="360"/>
+      </w:pPr>
+      <w:rPr>
+        <w:rFonts w:ascii="Courier New" w:hAnsi="Courier New" w:hint="default"/>
+        <w:sz w:val="20"/>
+      </w:rPr>
+    </w:lvl>
+    <w:lvl w:ilvl="2" w:tentative="1">
+      <w:start w:val="1"/>
+      <w:numFmt w:val="bullet"/>
+      <w:lvlText w:val=""/>
+      <w:lvlJc w:val="left"/>
+      <w:pPr>
+        <w:tabs>
+          <w:tab w:val="num" w:pos="2160"/>
+        </w:tabs>
+        <w:ind w:left="2160" w:hanging="360"/>
+      </w:pPr>
+      <w:rPr>
+        <w:rFonts w:ascii="Wingdings" w:hAnsi="Wingdings" w:hint="default"/>
+        <w:sz w:val="20"/>
+      </w:rPr>
+    </w:lvl>
+    <w:lvl w:ilvl="3" w:tentative="1">
+      <w:start w:val="1"/>
+      <w:numFmt w:val="bullet"/>
+      <w:lvlText w:val=""/>
+      <w:lvlJc w:val="left"/>
+      <w:pPr>
+        <w:tabs>
+          <w:tab w:val="num" w:pos="2880"/>
+        </w:tabs>
+        <w:ind w:left="2880" w:hanging="360"/>
+      </w:pPr>
+      <w:rPr>
+        <w:rFonts w:ascii="Wingdings" w:hAnsi="Wingdings" w:hint="default"/>
+        <w:sz w:val="20"/>
+      </w:rPr>
+    </w:lvl>
+    <w:lvl w:ilvl="4" w:tentative="1">
+      <w:start w:val="1"/>
+      <w:numFmt w:val="bullet"/>
+      <w:lvlText w:val=""/>
+      <w:lvlJc w:val="left"/>
+      <w:pPr>
+        <w:tabs>
+          <w:tab w:val="num" w:pos="3600"/>
+        </w:tabs>
+        <w:ind w:left="3600" w:hanging="360"/>
+      </w:pPr>
+      <w:rPr>
+        <w:rFonts w:ascii="Wingdings" w:hAnsi="Wingdings" w:hint="default"/>
+        <w:sz w:val="20"/>
+      </w:rPr>
+    </w:lvl>
+    <w:lvl w:ilvl="5" w:tentative="1">
+      <w:start w:val="1"/>
+      <w:numFmt w:val="bullet"/>
+      <w:lvlText w:val=""/>
+      <w:lvlJc w:val="left"/>
+      <w:pPr>
+        <w:tabs>
+          <w:tab w:val="num" w:pos="4320"/>
+        </w:tabs>
+        <w:ind w:left="4320" w:hanging="360"/>
+      </w:pPr>
+      <w:rPr>
+        <w:rFonts w:ascii="Wingdings" w:hAnsi="Wingdings" w:hint="default"/>
+        <w:sz w:val="20"/>
+      </w:rPr>
+    </w:lvl>
+    <w:lvl w:ilvl="6" w:tentative="1">
+      <w:start w:val="1"/>
+      <w:numFmt w:val="bullet"/>
+      <w:lvlText w:val=""/>
+      <w:lvlJc w:val="left"/>
+      <w:pPr>
+        <w:tabs>
+          <w:tab w:val="num" w:pos="5040"/>
+        </w:tabs>
+        <w:ind w:left="5040" w:hanging="360"/>
+      </w:pPr>
+      <w:rPr>
+        <w:rFonts w:ascii="Wingdings" w:hAnsi="Wingdings" w:hint="default"/>
+        <w:sz w:val="20"/>
+      </w:rPr>
+    </w:lvl>
+    <w:lvl w:ilvl="7" w:tentative="1">
+      <w:start w:val="1"/>
+      <w:numFmt w:val="bullet"/>
+      <w:lvlText w:val=""/>
+      <w:lvlJc w:val="left"/>
+      <w:pPr>
+        <w:tabs>
+          <w:tab w:val="num" w:pos="5760"/>
+        </w:tabs>
+        <w:ind w:left="5760" w:hanging="360"/>
+      </w:pPr>
+      <w:rPr>
+        <w:rFonts w:ascii="Wingdings" w:hAnsi="Wingdings" w:hint="default"/>
+        <w:sz w:val="20"/>
+      </w:rPr>
+    </w:lvl>
+    <w:lvl w:ilvl="8" w:tentative="1">
+      <w:start w:val="1"/>
+      <w:numFmt w:val="bullet"/>
+      <w:lvlText w:val=""/>
+      <w:lvlJc w:val="left"/>
+      <w:pPr>
+        <w:tabs>
+          <w:tab w:val="num" w:pos="6480"/>
+        </w:tabs>
+        <w:ind w:left="6480" w:hanging="360"/>
+      </w:pPr>
+      <w:rPr>
+        <w:rFonts w:ascii="Wingdings" w:hAnsi="Wingdings" w:hint="default"/>
+        <w:sz w:val="20"/>
+      </w:rPr>
+    </w:lvl>
+  </w:abstractNum>
+  <w:abstractNum w:abstractNumId="11" w15:restartNumberingAfterBreak="0">
     <w:nsid w:val="70610099"/>
     <w:multiLevelType w:val="hybridMultilevel"/>
     <w:tmpl w:val="3D24ED4A"/>
@@ -6495,7 +7983,7 @@
       </w:pPr>
     </w:lvl>
   </w:abstractNum>
-  <w:abstractNum w:abstractNumId="7" w15:restartNumberingAfterBreak="0">
+  <w:abstractNum w:abstractNumId="12" w15:restartNumberingAfterBreak="0">
     <w:nsid w:val="79911088"/>
     <w:multiLevelType w:val="hybridMultilevel"/>
     <w:tmpl w:val="B89254AA"/>
@@ -6609,37 +8097,52 @@
     </w:lvl>
   </w:abstractNum>
   <w:num w:numId="1" w16cid:durableId="1854345982">
-    <w:abstractNumId w:val="1"/>
+    <w:abstractNumId w:val="3"/>
   </w:num>
   <w:num w:numId="2" w16cid:durableId="1510752498">
+    <w:abstractNumId w:val="12"/>
+  </w:num>
+  <w:num w:numId="3" w16cid:durableId="1715038294">
+    <w:abstractNumId w:val="12"/>
+  </w:num>
+  <w:num w:numId="4" w16cid:durableId="535702971">
+    <w:abstractNumId w:val="12"/>
+  </w:num>
+  <w:num w:numId="5" w16cid:durableId="529343351">
+    <w:abstractNumId w:val="12"/>
+  </w:num>
+  <w:num w:numId="6" w16cid:durableId="1239364914">
+    <w:abstractNumId w:val="11"/>
+  </w:num>
+  <w:num w:numId="7" w16cid:durableId="1573614660">
+    <w:abstractNumId w:val="5"/>
+  </w:num>
+  <w:num w:numId="8" w16cid:durableId="1313683419">
+    <w:abstractNumId w:val="4"/>
+  </w:num>
+  <w:num w:numId="9" w16cid:durableId="1096631545">
+    <w:abstractNumId w:val="8"/>
+  </w:num>
+  <w:num w:numId="10" w16cid:durableId="1206523652">
+    <w:abstractNumId w:val="6"/>
+  </w:num>
+  <w:num w:numId="11" w16cid:durableId="258562631">
+    <w:abstractNumId w:val="2"/>
+  </w:num>
+  <w:num w:numId="12" w16cid:durableId="1585600863">
+    <w:abstractNumId w:val="9"/>
+  </w:num>
+  <w:num w:numId="13" w16cid:durableId="2144276341">
+    <w:abstractNumId w:val="10"/>
+  </w:num>
+  <w:num w:numId="14" w16cid:durableId="1298756543">
     <w:abstractNumId w:val="7"/>
   </w:num>
-  <w:num w:numId="3" w16cid:durableId="1715038294">
-    <w:abstractNumId w:val="7"/>
+  <w:num w:numId="15" w16cid:durableId="583104429">
+    <w:abstractNumId w:val="0"/>
   </w:num>
-  <w:num w:numId="4" w16cid:durableId="535702971">
-    <w:abstractNumId w:val="7"/>
-  </w:num>
-  <w:num w:numId="5" w16cid:durableId="529343351">
-    <w:abstractNumId w:val="7"/>
-  </w:num>
-  <w:num w:numId="6" w16cid:durableId="1239364914">
-    <w:abstractNumId w:val="6"/>
-  </w:num>
-  <w:num w:numId="7" w16cid:durableId="1573614660">
-    <w:abstractNumId w:val="3"/>
-  </w:num>
-  <w:num w:numId="8" w16cid:durableId="1313683419">
-    <w:abstractNumId w:val="2"/>
-  </w:num>
-  <w:num w:numId="9" w16cid:durableId="1096631545">
-    <w:abstractNumId w:val="5"/>
-  </w:num>
-  <w:num w:numId="10" w16cid:durableId="1206523652">
-    <w:abstractNumId w:val="4"/>
-  </w:num>
-  <w:num w:numId="11" w16cid:durableId="258562631">
-    <w:abstractNumId w:val="0"/>
+  <w:num w:numId="16" w16cid:durableId="1311639910">
+    <w:abstractNumId w:val="1"/>
   </w:num>
 </w:numbering>
 </file>
@@ -7239,7 +8742,6 @@
   <w:style w:type="character" w:default="1" w:styleId="DefaultParagraphFont">
     <w:name w:val="Default Paragraph Font"/>
     <w:uiPriority w:val="1"/>
-    <w:semiHidden/>
     <w:unhideWhenUsed/>
   </w:style>
   <w:style w:type="table" w:default="1" w:styleId="TableNormal">
